--- a/public/templates/loverealm/quotation/BID FORM 5.docx
+++ b/public/templates/loverealm/quotation/BID FORM 5.docx
@@ -4,21 +4,94 @@
   <w:body>
     <w:p>
       <w:pPr>
-        <w:jc w:val="right"/>
-        <w:rPr>
-          <w:rFonts w:ascii="Candara" w:hAnsi="Candara" w:cs="Arial"/>
+        <w:jc w:val="both"/>
+        <w:rPr>
+          <w:sz w:val="32"/>
+          <w:szCs w:val="25"/>
+        </w:rPr>
+      </w:pPr>
+    </w:p>
+    <w:p>
+      <w:pPr>
+        <w:jc w:val="both"/>
+        <w:rPr>
+          <w:sz w:val="8"/>
+          <w:szCs w:val="25"/>
+        </w:rPr>
+      </w:pPr>
+    </w:p>
+    <w:p>
+      <w:pPr>
+        <w:jc w:val="both"/>
+        <w:rPr>
+          <w:sz w:val="32"/>
+          <w:szCs w:val="25"/>
+        </w:rPr>
+      </w:pPr>
+      <w:r>
+        <w:rPr>
+          <w:sz w:val="32"/>
+          <w:szCs w:val="25"/>
+        </w:rPr>
+        <w:t xml:space="preserve">                                            </w:t>
+      </w:r>
+      <w:r>
+        <w:rPr>
+          <w:sz w:val="32"/>
+          <w:szCs w:val="25"/>
+        </w:rPr>
+        <w:t xml:space="preserve">                                             </w:t>
+      </w:r>
+      <w:r>
+        <w:rPr>
+          <w:sz w:val="32"/>
+          <w:szCs w:val="25"/>
+        </w:rPr>
+        <w:t xml:space="preserve">                            </w:t>
+      </w:r>
+      <w:r>
+        <w:rPr>
+          <w:sz w:val="32"/>
+          <w:szCs w:val="25"/>
+        </w:rPr>
+        <w:t xml:space="preserve">We agree to abide by this Tender for a period of </w:t>
+      </w:r>
+      <w:r>
+        <w:rPr>
           <w:b/>
-          <w:sz w:val="22"/>
-          <w:szCs w:val="22"/>
-        </w:rPr>
-      </w:pPr>
+          <w:i/>
+          <w:sz w:val="32"/>
+          <w:szCs w:val="25"/>
+        </w:rPr>
+        <w:t>{{validityTerms}}</w:t>
+      </w:r>
+      <w:r>
+        <w:rPr>
+          <w:sz w:val="32"/>
+          <w:szCs w:val="25"/>
+        </w:rPr>
+        <w:t xml:space="preserve"> from the date fixed for the deadline tender submission and it shall remain binding upon us and may be</w:t>
+      </w:r>
+      <w:r>
+        <w:rPr>
+          <w:sz w:val="32"/>
+          <w:szCs w:val="25"/>
+        </w:rPr>
+        <w:t xml:space="preserve"> </w:t>
+      </w:r>
+      <w:r>
+        <w:rPr>
+          <w:sz w:val="32"/>
+          <w:szCs w:val="25"/>
+        </w:rPr>
+        <w:t>accepted at any time before the expiration of that period.</w:t>
+      </w:r>
     </w:p>
     <w:p>
       <w:pPr>
         <w:jc w:val="both"/>
         <w:rPr>
-          <w:rFonts w:ascii="Candara" w:hAnsi="Candara" w:cs="Arial"/>
-          <w:sz w:val="25"/>
+          <w:sz w:val="32"/>
           <w:szCs w:val="25"/>
         </w:rPr>
       </w:pPr>
@@ -27,136 +100,18 @@
       <w:pPr>
         <w:jc w:val="both"/>
         <w:rPr>
-          <w:rFonts w:ascii="Candara" w:hAnsi="Candara" w:cs="Arial"/>
-          <w:sz w:val="4"/>
-          <w:szCs w:val="25"/>
-        </w:rPr>
-      </w:pPr>
-    </w:p>
-    <w:p>
-      <w:pPr>
-        <w:jc w:val="both"/>
-        <w:rPr>
-          <w:rFonts w:ascii="Candara" w:hAnsi="Candara" w:cs="Arial"/>
-          <w:sz w:val="25"/>
-          <w:szCs w:val="25"/>
-        </w:rPr>
-      </w:pPr>
-      <w:r>
-        <w:rPr>
-          <w:rFonts w:ascii="Candara" w:hAnsi="Candara" w:cs="Arial"/>
-          <w:sz w:val="25"/>
-          <w:szCs w:val="25"/>
-        </w:rPr>
-        <w:t xml:space="preserve">If our Tender is accepted, we will provide a Bank Guarantee acceptable to the Purchaser in a sum equivalent to 10(%) percent of the Contract Price for the due performance of the Contract, in the form prescribe by the Purchaser. </w:t>
-      </w:r>
-    </w:p>
-    <w:p>
-      <w:pPr>
-        <w:jc w:val="both"/>
-        <w:rPr>
-          <w:rFonts w:ascii="Candara" w:hAnsi="Candara" w:cs="Arial"/>
-          <w:sz w:val="25"/>
-          <w:szCs w:val="25"/>
-        </w:rPr>
-      </w:pPr>
-      <w:r>
-        <w:rPr>
-          <w:rFonts w:ascii="Candara" w:hAnsi="Candara" w:cs="Arial"/>
-          <w:sz w:val="25"/>
-          <w:szCs w:val="25"/>
-        </w:rPr>
-        <w:t xml:space="preserve">                                            </w:t>
-      </w:r>
-      <w:r>
-        <w:rPr>
-          <w:rFonts w:ascii="Candara" w:hAnsi="Candara" w:cs="Arial"/>
-          <w:sz w:val="25"/>
-          <w:szCs w:val="25"/>
-        </w:rPr>
-        <w:t xml:space="preserve">                                                                             </w:t>
-      </w:r>
-    </w:p>
-    <w:p>
-      <w:pPr>
-        <w:jc w:val="both"/>
-        <w:rPr>
-          <w:rFonts w:ascii="Candara" w:hAnsi="Candara" w:cs="Arial"/>
-          <w:sz w:val="25"/>
-          <w:szCs w:val="25"/>
-        </w:rPr>
-      </w:pPr>
-      <w:r>
-        <w:rPr>
-          <w:rFonts w:ascii="Candara" w:hAnsi="Candara" w:cs="Arial"/>
-          <w:sz w:val="25"/>
-          <w:szCs w:val="25"/>
-        </w:rPr>
-        <w:t xml:space="preserve">We agree to abide by this Tender for a </w:t>
-      </w:r>
-      <w:r>
-        <w:rPr>
-          <w:rFonts w:ascii="Candara" w:hAnsi="Candara" w:cs="Arial"/>
-          <w:b/>
-          <w:bCs/>
-          <w:sz w:val="25"/>
-          <w:szCs w:val="25"/>
-        </w:rPr>
-        <w:t>{{validityTerms}}</w:t>
-      </w:r>
-      <w:r>
-        <w:rPr>
-          <w:rFonts w:ascii="Candara" w:hAnsi="Candara" w:cs="Arial"/>
-          <w:sz w:val="25"/>
-          <w:szCs w:val="25"/>
-        </w:rPr>
-        <w:t xml:space="preserve"> fixed for the deadline tender submission and it shall remain binding upon us and may be</w:t>
-      </w:r>
-      <w:r>
-        <w:rPr>
-          <w:rFonts w:ascii="Candara" w:hAnsi="Candara" w:cs="Arial"/>
-          <w:sz w:val="25"/>
-          <w:szCs w:val="25"/>
-        </w:rPr>
-        <w:t xml:space="preserve"> </w:t>
-      </w:r>
-      <w:r>
-        <w:rPr>
-          <w:rFonts w:ascii="Candara" w:hAnsi="Candara" w:cs="Arial"/>
-          <w:sz w:val="25"/>
-          <w:szCs w:val="25"/>
-        </w:rPr>
-        <w:t>accepted at any time before the expiration of that period.</w:t>
-      </w:r>
-    </w:p>
-    <w:p>
-      <w:pPr>
-        <w:jc w:val="both"/>
-        <w:rPr>
-          <w:rFonts w:ascii="Candara" w:hAnsi="Candara" w:cs="Arial"/>
-          <w:sz w:val="25"/>
-          <w:szCs w:val="25"/>
-        </w:rPr>
-      </w:pPr>
-    </w:p>
-    <w:p>
-      <w:pPr>
-        <w:jc w:val="both"/>
-        <w:rPr>
-          <w:rFonts w:ascii="Candara" w:hAnsi="Candara"/>
           <w:b/>
           <w:noProof/>
-          <w:sz w:val="28"/>
+          <w:sz w:val="36"/>
           <w:szCs w:val="28"/>
           <w:lang w:val="en-GB" w:eastAsia="en-GB"/>
         </w:rPr>
       </w:pPr>
       <w:r>
         <w:rPr>
-          <w:rFonts w:ascii="Candara" w:hAnsi="Candara"/>
           <w:b/>
           <w:noProof/>
-          <w:sz w:val="28"/>
+          <w:sz w:val="36"/>
           <w:szCs w:val="28"/>
           <w:lang w:val="en-GB" w:eastAsia="en-GB"/>
         </w:rPr>
@@ -167,15 +122,13 @@
       <w:pPr>
         <w:jc w:val="both"/>
         <w:rPr>
-          <w:rFonts w:ascii="Candara" w:hAnsi="Candara" w:cs="Arial"/>
-          <w:sz w:val="25"/>
-          <w:szCs w:val="25"/>
-        </w:rPr>
-      </w:pPr>
-      <w:r>
-        <w:rPr>
-          <w:rFonts w:ascii="Candara" w:hAnsi="Candara" w:cs="Arial"/>
-          <w:sz w:val="25"/>
+          <w:sz w:val="32"/>
+          <w:szCs w:val="25"/>
+        </w:rPr>
+      </w:pPr>
+      <w:r>
+        <w:rPr>
+          <w:sz w:val="32"/>
           <w:szCs w:val="25"/>
         </w:rPr>
         <w:t>Commission or gratuities, if any, paid or to be paid by us to agents relating to this Bid and to contract execution if we are awarded the contract, are listed below:</w:t>
@@ -185,8 +138,7 @@
       <w:pPr>
         <w:jc w:val="both"/>
         <w:rPr>
-          <w:rFonts w:ascii="Candara" w:hAnsi="Candara" w:cs="Arial"/>
-          <w:sz w:val="25"/>
+          <w:sz w:val="32"/>
           <w:szCs w:val="25"/>
         </w:rPr>
       </w:pPr>
@@ -217,15 +169,13 @@
           <w:p>
             <w:pPr>
               <w:rPr>
-                <w:rFonts w:ascii="Candara" w:hAnsi="Candara" w:cs="Arial"/>
-                <w:sz w:val="25"/>
+                <w:sz w:val="32"/>
                 <w:szCs w:val="25"/>
               </w:rPr>
             </w:pPr>
             <w:r>
               <w:rPr>
-                <w:rFonts w:ascii="Candara" w:hAnsi="Candara" w:cs="Arial"/>
-                <w:sz w:val="25"/>
+                <w:sz w:val="32"/>
                 <w:szCs w:val="25"/>
               </w:rPr>
               <w:t>Name and address of Agent</w:t>
@@ -239,15 +189,13 @@
           <w:p>
             <w:pPr>
               <w:rPr>
-                <w:rFonts w:ascii="Candara" w:hAnsi="Candara" w:cs="Arial"/>
-                <w:sz w:val="25"/>
+                <w:sz w:val="32"/>
                 <w:szCs w:val="25"/>
               </w:rPr>
             </w:pPr>
             <w:r>
               <w:rPr>
-                <w:rFonts w:ascii="Candara" w:hAnsi="Candara" w:cs="Arial"/>
-                <w:sz w:val="25"/>
+                <w:sz w:val="32"/>
                 <w:szCs w:val="25"/>
               </w:rPr>
               <w:t>Amount and currency</w:t>
@@ -261,15 +209,13 @@
           <w:p>
             <w:pPr>
               <w:rPr>
-                <w:rFonts w:ascii="Candara" w:hAnsi="Candara" w:cs="Arial"/>
-                <w:sz w:val="25"/>
+                <w:sz w:val="32"/>
                 <w:szCs w:val="25"/>
               </w:rPr>
             </w:pPr>
             <w:r>
               <w:rPr>
-                <w:rFonts w:ascii="Candara" w:hAnsi="Candara" w:cs="Arial"/>
-                <w:sz w:val="25"/>
+                <w:sz w:val="32"/>
                 <w:szCs w:val="25"/>
               </w:rPr>
               <w:t>Purpose of Commission or Gratuity</w:t>
@@ -286,15 +232,13 @@
             <w:pPr>
               <w:jc w:val="center"/>
               <w:rPr>
-                <w:rFonts w:ascii="Candara" w:hAnsi="Candara" w:cs="Arial"/>
-                <w:sz w:val="25"/>
+                <w:sz w:val="32"/>
                 <w:szCs w:val="25"/>
               </w:rPr>
             </w:pPr>
             <w:r>
               <w:rPr>
-                <w:rFonts w:ascii="Candara" w:hAnsi="Candara" w:cs="Arial"/>
-                <w:sz w:val="25"/>
+                <w:sz w:val="32"/>
                 <w:szCs w:val="25"/>
               </w:rPr>
               <w:t>None</w:t>
@@ -309,15 +253,13 @@
             <w:pPr>
               <w:jc w:val="center"/>
               <w:rPr>
-                <w:rFonts w:ascii="Candara" w:hAnsi="Candara" w:cs="Arial"/>
-                <w:sz w:val="25"/>
+                <w:sz w:val="32"/>
                 <w:szCs w:val="25"/>
               </w:rPr>
             </w:pPr>
             <w:r>
               <w:rPr>
-                <w:rFonts w:ascii="Candara" w:hAnsi="Candara" w:cs="Arial"/>
-                <w:sz w:val="25"/>
+                <w:sz w:val="32"/>
                 <w:szCs w:val="25"/>
               </w:rPr>
               <w:t>None</w:t>
@@ -332,15 +274,13 @@
             <w:pPr>
               <w:jc w:val="center"/>
               <w:rPr>
-                <w:rFonts w:ascii="Candara" w:hAnsi="Candara" w:cs="Arial"/>
-                <w:sz w:val="25"/>
+                <w:sz w:val="32"/>
                 <w:szCs w:val="25"/>
               </w:rPr>
             </w:pPr>
             <w:r>
               <w:rPr>
-                <w:rFonts w:ascii="Candara" w:hAnsi="Candara" w:cs="Arial"/>
-                <w:sz w:val="25"/>
+                <w:sz w:val="32"/>
                 <w:szCs w:val="25"/>
               </w:rPr>
               <w:t>None</w:t>
@@ -356,8 +296,7 @@
           <w:p>
             <w:pPr>
               <w:rPr>
-                <w:rFonts w:ascii="Candara" w:hAnsi="Candara" w:cs="Arial"/>
-                <w:sz w:val="25"/>
+                <w:sz w:val="32"/>
                 <w:szCs w:val="25"/>
               </w:rPr>
             </w:pPr>
@@ -370,8 +309,7 @@
           <w:p>
             <w:pPr>
               <w:rPr>
-                <w:rFonts w:ascii="Candara" w:hAnsi="Candara" w:cs="Arial"/>
-                <w:sz w:val="25"/>
+                <w:sz w:val="32"/>
                 <w:szCs w:val="25"/>
               </w:rPr>
             </w:pPr>
@@ -384,8 +322,7 @@
           <w:p>
             <w:pPr>
               <w:rPr>
-                <w:rFonts w:ascii="Candara" w:hAnsi="Candara" w:cs="Arial"/>
-                <w:sz w:val="25"/>
+                <w:sz w:val="32"/>
                 <w:szCs w:val="25"/>
               </w:rPr>
             </w:pPr>
@@ -396,8 +333,7 @@
     <w:p>
       <w:pPr>
         <w:rPr>
-          <w:rFonts w:ascii="Candara" w:hAnsi="Candara" w:cs="Arial"/>
-          <w:sz w:val="25"/>
+          <w:sz w:val="32"/>
           <w:szCs w:val="25"/>
         </w:rPr>
       </w:pPr>
@@ -406,15 +342,13 @@
       <w:pPr>
         <w:jc w:val="both"/>
         <w:rPr>
-          <w:rFonts w:ascii="Candara" w:hAnsi="Candara" w:cs="Arial"/>
-          <w:sz w:val="25"/>
-          <w:szCs w:val="25"/>
-        </w:rPr>
-      </w:pPr>
-      <w:r>
-        <w:rPr>
-          <w:rFonts w:ascii="Candara" w:hAnsi="Candara" w:cs="Arial"/>
-          <w:sz w:val="25"/>
+          <w:sz w:val="32"/>
+          <w:szCs w:val="25"/>
+        </w:rPr>
+      </w:pPr>
+      <w:r>
+        <w:rPr>
+          <w:sz w:val="32"/>
           <w:szCs w:val="25"/>
         </w:rPr>
         <w:t>Until a formal contract is prepared and executed, this bid, together with your written acceptance thereof and your notification of award shall constitute a binding contract between us.</w:t>
@@ -424,8 +358,7 @@
       <w:pPr>
         <w:jc w:val="both"/>
         <w:rPr>
-          <w:rFonts w:ascii="Candara" w:hAnsi="Candara" w:cs="Arial"/>
-          <w:sz w:val="25"/>
+          <w:sz w:val="32"/>
           <w:szCs w:val="25"/>
         </w:rPr>
       </w:pPr>
@@ -434,15 +367,13 @@
       <w:pPr>
         <w:jc w:val="both"/>
         <w:rPr>
-          <w:rFonts w:ascii="Candara" w:hAnsi="Candara" w:cs="Arial"/>
-          <w:sz w:val="25"/>
-          <w:szCs w:val="25"/>
-        </w:rPr>
-      </w:pPr>
-      <w:r>
-        <w:rPr>
-          <w:rFonts w:ascii="Candara" w:hAnsi="Candara" w:cs="Arial"/>
-          <w:sz w:val="25"/>
+          <w:sz w:val="32"/>
+          <w:szCs w:val="25"/>
+        </w:rPr>
+      </w:pPr>
+      <w:r>
+        <w:rPr>
+          <w:sz w:val="32"/>
           <w:szCs w:val="25"/>
         </w:rPr>
         <w:t>We understand that you are not bound to accept the lowest or any bid you may receive.</w:t>
@@ -452,8 +383,7 @@
       <w:pPr>
         <w:jc w:val="both"/>
         <w:rPr>
-          <w:rFonts w:ascii="Candara" w:hAnsi="Candara" w:cs="Arial"/>
-          <w:sz w:val="25"/>
+          <w:sz w:val="32"/>
           <w:szCs w:val="25"/>
         </w:rPr>
       </w:pPr>
@@ -462,42 +392,36 @@
       <w:pPr>
         <w:jc w:val="both"/>
         <w:rPr>
-          <w:rFonts w:ascii="Candara" w:hAnsi="Candara" w:cs="Arial"/>
-          <w:sz w:val="25"/>
-          <w:szCs w:val="25"/>
-        </w:rPr>
-      </w:pPr>
-      <w:r>
-        <w:rPr>
-          <w:rFonts w:ascii="Candara" w:hAnsi="Candara" w:cs="Arial"/>
-          <w:sz w:val="25"/>
-          <w:szCs w:val="25"/>
-        </w:rPr>
-        <w:t xml:space="preserve">We certify/confirm that, we comply with the eligibility requirement as per </w:t>
-      </w:r>
-      <w:r>
-        <w:rPr>
-          <w:rFonts w:ascii="Candara" w:hAnsi="Candara" w:cs="Arial"/>
-          <w:i/>
-          <w:sz w:val="25"/>
-          <w:szCs w:val="25"/>
-        </w:rPr>
-        <w:t>ITB</w:t>
-      </w:r>
-      <w:r>
-        <w:rPr>
-          <w:rFonts w:ascii="Candara" w:hAnsi="Candara" w:cs="Arial"/>
-          <w:sz w:val="25"/>
-          <w:szCs w:val="25"/>
-        </w:rPr>
-        <w:t xml:space="preserve"> clause 2 of the bidding Documents.</w:t>
-      </w:r>
-    </w:p>
-    <w:p>
-      <w:pPr>
-        <w:rPr>
-          <w:rFonts w:ascii="Candara" w:hAnsi="Candara" w:cs="Arial"/>
-          <w:sz w:val="25"/>
+          <w:sz w:val="32"/>
+          <w:szCs w:val="25"/>
+        </w:rPr>
+      </w:pPr>
+      <w:r>
+        <w:rPr>
+          <w:sz w:val="32"/>
+          <w:szCs w:val="25"/>
+        </w:rPr>
+        <w:t xml:space="preserve">We certify/confirm that, we comply with </w:t>
+      </w:r>
+      <w:r>
+        <w:rPr>
+          <w:sz w:val="32"/>
+          <w:szCs w:val="25"/>
+        </w:rPr>
+        <w:t>ALL</w:t>
+      </w:r>
+      <w:r>
+        <w:rPr>
+          <w:sz w:val="32"/>
+          <w:szCs w:val="25"/>
+        </w:rPr>
+        <w:t xml:space="preserve"> eligibility requirement.</w:t>
+      </w:r>
+    </w:p>
+    <w:p>
+      <w:pPr>
+        <w:rPr>
+          <w:sz w:val="32"/>
           <w:szCs w:val="25"/>
         </w:rPr>
       </w:pPr>
@@ -506,9 +430,25 @@
       <w:pPr>
         <w:jc w:val="both"/>
         <w:rPr>
-          <w:rFonts w:ascii="Candara" w:hAnsi="Candara" w:cs="Arial"/>
           <w:b/>
-          <w:sz w:val="25"/>
+          <w:sz w:val="32"/>
+          <w:szCs w:val="25"/>
+        </w:rPr>
+      </w:pPr>
+    </w:p>
+    <w:p>
+      <w:pPr>
+        <w:jc w:val="both"/>
+        <w:rPr>
+          <w:sz w:val="32"/>
+          <w:szCs w:val="25"/>
+        </w:rPr>
+      </w:pPr>
+    </w:p>
+    <w:p>
+      <w:pPr>
+        <w:rPr>
+          <w:sz w:val="32"/>
           <w:szCs w:val="25"/>
         </w:rPr>
       </w:pPr>
@@ -516,22 +456,20 @@
         <w:rPr>
           <w:rFonts w:ascii="Candara" w:hAnsi="Candara" w:cs="Arial"/>
           <w:noProof/>
-          <w:sz w:val="25"/>
-          <w:szCs w:val="25"/>
         </w:rPr>
         <w:drawing>
-          <wp:anchor distT="0" distB="0" distL="114300" distR="114300" simplePos="0" relativeHeight="251670528" behindDoc="1" locked="0" layoutInCell="1" allowOverlap="1" wp14:anchorId="341695EF" wp14:editId="6182D182">
+          <wp:anchor distT="0" distB="0" distL="114300" distR="114300" simplePos="0" relativeHeight="251659264" behindDoc="1" locked="0" layoutInCell="1" allowOverlap="1" wp14:anchorId="2D88DDEE" wp14:editId="76B6BF23">
             <wp:simplePos x="0" y="0"/>
-            <wp:positionH relativeFrom="column">
-              <wp:posOffset>1788795</wp:posOffset>
+            <wp:positionH relativeFrom="margin">
+              <wp:posOffset>2161690</wp:posOffset>
             </wp:positionH>
             <wp:positionV relativeFrom="paragraph">
-              <wp:posOffset>121436</wp:posOffset>
+              <wp:posOffset>139737</wp:posOffset>
             </wp:positionV>
-            <wp:extent cx="2041451" cy="820494"/>
+            <wp:extent cx="1790700" cy="809625"/>
             <wp:effectExtent l="0" t="0" r="0" b="0"/>
             <wp:wrapNone/>
-            <wp:docPr id="1" name="Picture 1"/>
+            <wp:docPr id="3" name="Picture 3"/>
             <wp:cNvGraphicFramePr>
               <a:graphicFrameLocks xmlns:a="http://schemas.openxmlformats.org/drawingml/2006/main" noChangeAspect="1"/>
             </wp:cNvGraphicFramePr>
@@ -547,6 +485,15 @@
                   <pic:blipFill>
                     <a:blip r:embed="rId7">
                       <a:extLst>
+                        <a:ext uri="{BEBA8EAE-BF5A-486C-A8C5-ECC9F3942E4B}">
+                          <a14:imgProps xmlns:a14="http://schemas.microsoft.com/office/drawing/2010/main">
+                            <a14:imgLayer r:embed="rId8">
+                              <a14:imgEffect>
+                                <a14:brightnessContrast bright="20000" contrast="-40000"/>
+                              </a14:imgEffect>
+                            </a14:imgLayer>
+                          </a14:imgProps>
+                        </a:ext>
                         <a:ext uri="{28A0092B-C50C-407E-A947-70E740481C1C}">
                           <a14:useLocalDpi xmlns:a14="http://schemas.microsoft.com/office/drawing/2010/main" val="0"/>
                         </a:ext>
@@ -560,12 +507,15 @@
                   <pic:spPr bwMode="auto">
                     <a:xfrm>
                       <a:off x="0" y="0"/>
-                      <a:ext cx="2041451" cy="820494"/>
+                      <a:ext cx="1790700" cy="809625"/>
                     </a:xfrm>
                     <a:prstGeom prst="rect">
                       <a:avLst/>
                     </a:prstGeom>
                     <a:noFill/>
+                    <a:ln>
+                      <a:noFill/>
+                    </a:ln>
                   </pic:spPr>
                 </pic:pic>
               </a:graphicData>
@@ -579,22 +529,18 @@
           </wp:anchor>
         </w:drawing>
       </w:r>
-    </w:p>
-    <w:p>
-      <w:pPr>
-        <w:jc w:val="both"/>
-        <w:rPr>
-          <w:rFonts w:ascii="Candara" w:hAnsi="Candara"/>
-          <w:sz w:val="25"/>
-          <w:szCs w:val="25"/>
-        </w:rPr>
-      </w:pPr>
-    </w:p>
-    <w:p>
-      <w:pPr>
-        <w:rPr>
-          <w:rFonts w:ascii="Candara" w:hAnsi="Candara" w:cs="Arial"/>
-          <w:sz w:val="25"/>
+      <w:r>
+        <w:rPr>
+          <w:sz w:val="32"/>
+          <w:szCs w:val="25"/>
+        </w:rPr>
+        <w:t xml:space="preserve">                        </w:t>
+      </w:r>
+    </w:p>
+    <w:p>
+      <w:pPr>
+        <w:rPr>
+          <w:sz w:val="32"/>
           <w:szCs w:val="25"/>
         </w:rPr>
       </w:pPr>
@@ -602,22 +548,20 @@
         <w:rPr>
           <w:rFonts w:ascii="Candara" w:hAnsi="Candara" w:cs="Arial"/>
           <w:noProof/>
-          <w:sz w:val="25"/>
-          <w:szCs w:val="25"/>
         </w:rPr>
         <w:drawing>
-          <wp:anchor distT="0" distB="0" distL="114300" distR="114300" simplePos="0" relativeHeight="251669504" behindDoc="1" locked="0" layoutInCell="1" allowOverlap="1" wp14:anchorId="71B628BD" wp14:editId="7445DBFC">
+          <wp:anchor distT="0" distB="0" distL="114300" distR="114300" simplePos="0" relativeHeight="251661312" behindDoc="1" locked="0" layoutInCell="1" allowOverlap="1" wp14:anchorId="2A7F7C2D" wp14:editId="77CB9EF0">
             <wp:simplePos x="0" y="0"/>
             <wp:positionH relativeFrom="column">
-              <wp:posOffset>289560</wp:posOffset>
+              <wp:posOffset>733425</wp:posOffset>
             </wp:positionH>
             <wp:positionV relativeFrom="paragraph">
-              <wp:posOffset>95250</wp:posOffset>
+              <wp:posOffset>19050</wp:posOffset>
             </wp:positionV>
-            <wp:extent cx="1105535" cy="650875"/>
-            <wp:effectExtent l="0" t="0" r="0" b="0"/>
+            <wp:extent cx="1381125" cy="552450"/>
+            <wp:effectExtent l="0" t="0" r="9525" b="0"/>
             <wp:wrapNone/>
-            <wp:docPr id="26" name="Picture 2" descr="signature"/>
+            <wp:docPr id="1" name="Picture 1"/>
             <wp:cNvGraphicFramePr>
               <a:graphicFrameLocks xmlns:a="http://schemas.openxmlformats.org/drawingml/2006/main" noChangeAspect="1"/>
             </wp:cNvGraphicFramePr>
@@ -625,14 +569,29 @@
               <a:graphicData uri="http://schemas.openxmlformats.org/drawingml/2006/picture">
                 <pic:pic xmlns:pic="http://schemas.openxmlformats.org/drawingml/2006/picture">
                   <pic:nvPicPr>
-                    <pic:cNvPr id="0" name="Picture 2" descr="signature"/>
+                    <pic:cNvPr id="0" name="Picture 1"/>
                     <pic:cNvPicPr>
                       <a:picLocks noChangeAspect="1" noChangeArrowheads="1"/>
                     </pic:cNvPicPr>
                   </pic:nvPicPr>
                   <pic:blipFill>
-                    <a:blip r:embed="rId8" cstate="print"/>
-                    <a:srcRect l="6599" t="19424" r="7106" b="15828"/>
+                    <a:blip r:embed="rId9" cstate="print">
+                      <a:extLst>
+                        <a:ext uri="{BEBA8EAE-BF5A-486C-A8C5-ECC9F3942E4B}">
+                          <a14:imgProps xmlns:a14="http://schemas.microsoft.com/office/drawing/2010/main">
+                            <a14:imgLayer r:embed="rId10">
+                              <a14:imgEffect>
+                                <a14:brightnessContrast bright="20000" contrast="-20000"/>
+                              </a14:imgEffect>
+                            </a14:imgLayer>
+                          </a14:imgProps>
+                        </a:ext>
+                        <a:ext uri="{28A0092B-C50C-407E-A947-70E740481C1C}">
+                          <a14:useLocalDpi xmlns:a14="http://schemas.microsoft.com/office/drawing/2010/main" val="0"/>
+                        </a:ext>
+                      </a:extLst>
+                    </a:blip>
+                    <a:srcRect/>
                     <a:stretch>
                       <a:fillRect/>
                     </a:stretch>
@@ -640,61 +599,39 @@
                   <pic:spPr bwMode="auto">
                     <a:xfrm>
                       <a:off x="0" y="0"/>
-                      <a:ext cx="1105535" cy="650875"/>
+                      <a:ext cx="1381125" cy="552450"/>
                     </a:xfrm>
                     <a:prstGeom prst="rect">
                       <a:avLst/>
                     </a:prstGeom>
                     <a:noFill/>
-                    <a:ln w="9525">
+                    <a:ln>
                       <a:noFill/>
-                      <a:miter lim="800000"/>
-                      <a:headEnd/>
-                      <a:tailEnd/>
                     </a:ln>
                   </pic:spPr>
                 </pic:pic>
               </a:graphicData>
             </a:graphic>
-            <wp14:sizeRelH relativeFrom="margin">
+            <wp14:sizeRelH relativeFrom="page">
               <wp14:pctWidth>0</wp14:pctWidth>
             </wp14:sizeRelH>
-            <wp14:sizeRelV relativeFrom="margin">
+            <wp14:sizeRelV relativeFrom="page">
               <wp14:pctHeight>0</wp14:pctHeight>
             </wp14:sizeRelV>
           </wp:anchor>
         </w:drawing>
       </w:r>
-      <w:r>
-        <w:rPr>
-          <w:rFonts w:ascii="Candara" w:hAnsi="Candara" w:cs="Arial"/>
-          <w:sz w:val="25"/>
-          <w:szCs w:val="25"/>
-        </w:rPr>
-        <w:t xml:space="preserve">                        </w:t>
-      </w:r>
-    </w:p>
-    <w:p>
-      <w:pPr>
-        <w:rPr>
-          <w:rFonts w:ascii="Candara" w:hAnsi="Candara" w:cs="Arial"/>
-          <w:sz w:val="25"/>
-          <w:szCs w:val="25"/>
-        </w:rPr>
-      </w:pPr>
-    </w:p>
-    <w:p>
-      <w:pPr>
-        <w:rPr>
-          <w:rFonts w:ascii="Candara" w:hAnsi="Candara" w:cs="Arial"/>
-          <w:sz w:val="25"/>
-          <w:szCs w:val="25"/>
-        </w:rPr>
-      </w:pPr>
-      <w:r>
-        <w:rPr>
-          <w:rFonts w:ascii="Candara" w:hAnsi="Candara" w:cs="Arial"/>
-          <w:sz w:val="25"/>
+    </w:p>
+    <w:p>
+      <w:pPr>
+        <w:rPr>
+          <w:sz w:val="32"/>
+          <w:szCs w:val="25"/>
+        </w:rPr>
+      </w:pPr>
+      <w:r>
+        <w:rPr>
+          <w:sz w:val="32"/>
           <w:szCs w:val="25"/>
         </w:rPr>
         <w:t>……………………………………</w:t>
@@ -703,23 +640,20 @@
     <w:p>
       <w:pPr>
         <w:rPr>
-          <w:rFonts w:ascii="Candara" w:hAnsi="Candara" w:cs="Arial"/>
-          <w:sz w:val="25"/>
-          <w:szCs w:val="25"/>
-        </w:rPr>
-      </w:pPr>
-      <w:r>
-        <w:rPr>
-          <w:rFonts w:ascii="Candara" w:hAnsi="Candara" w:cs="Arial"/>
-          <w:sz w:val="25"/>
+          <w:sz w:val="32"/>
+          <w:szCs w:val="25"/>
+        </w:rPr>
+      </w:pPr>
+      <w:r>
+        <w:rPr>
+          <w:sz w:val="32"/>
           <w:szCs w:val="25"/>
         </w:rPr>
         <w:t>Signature</w:t>
       </w:r>
       <w:r>
         <w:rPr>
-          <w:rFonts w:ascii="Candara" w:hAnsi="Candara" w:cs="Arial"/>
-          <w:sz w:val="25"/>
+          <w:sz w:val="32"/>
           <w:szCs w:val="25"/>
         </w:rPr>
         <w:tab/>
@@ -727,17 +661,15 @@
       </w:r>
       <w:r>
         <w:rPr>
-          <w:rFonts w:ascii="Candara" w:hAnsi="Candara" w:cs="Arial"/>
-          <w:sz w:val="25"/>
+          <w:sz w:val="32"/>
           <w:szCs w:val="25"/>
         </w:rPr>
         <w:t xml:space="preserve">In the capacity of </w:t>
       </w:r>
       <w:r>
         <w:rPr>
-          <w:rFonts w:ascii="Candara" w:hAnsi="Candara" w:cs="Arial"/>
           <w:b/>
-          <w:sz w:val="25"/>
+          <w:sz w:val="32"/>
           <w:szCs w:val="25"/>
         </w:rPr>
         <w:t>Managing Director</w:t>
@@ -746,38 +678,10 @@
     <w:p>
       <w:pPr>
         <w:rPr>
-          <w:rFonts w:ascii="Candara" w:hAnsi="Candara" w:cs="Arial"/>
-          <w:sz w:val="25"/>
-          <w:szCs w:val="25"/>
-        </w:rPr>
-      </w:pPr>
-    </w:p>
-    <w:p>
-      <w:pPr>
-        <w:rPr>
-          <w:rFonts w:ascii="Candara" w:hAnsi="Candara" w:cs="Arial"/>
-          <w:b/>
-          <w:sz w:val="25"/>
-          <w:szCs w:val="25"/>
-        </w:rPr>
-      </w:pPr>
-      <w:r>
-        <w:rPr>
-          <w:rFonts w:ascii="Candara" w:hAnsi="Candara" w:cs="Arial"/>
-          <w:sz w:val="25"/>
-          <w:szCs w:val="25"/>
-        </w:rPr>
-        <w:t xml:space="preserve">Duly authorized to sign Tender for on behalf of </w:t>
-      </w:r>
-      <w:r>
-        <w:rPr>
-          <w:rFonts w:ascii="Candara" w:hAnsi="Candara" w:cs="Arial"/>
-          <w:b/>
-          <w:sz w:val="25"/>
-          <w:szCs w:val="25"/>
-        </w:rPr>
-        <w:t>BEAUTIFUL CREATIONS COMPANY LIMITED</w:t>
-      </w:r>
+          <w:sz w:val="32"/>
+          <w:szCs w:val="25"/>
+        </w:rPr>
+      </w:pPr>
     </w:p>
     <w:p>
       <w:pPr>
@@ -787,8 +691,7 @@
         </w:tabs>
         <w:ind w:right="-720"/>
         <w:rPr>
-          <w:rFonts w:ascii="Candara" w:hAnsi="Candara"/>
-          <w:sz w:val="26"/>
+          <w:sz w:val="32"/>
           <w:szCs w:val="26"/>
         </w:rPr>
       </w:pPr>
@@ -1414,19 +1317,19 @@
       </w:pPr>
     </w:lvl>
   </w:abstractNum>
-  <w:num w:numId="1" w16cid:durableId="816651386">
+  <w:num w:numId="1" w16cid:durableId="660818794">
     <w:abstractNumId w:val="1"/>
   </w:num>
-  <w:num w:numId="2" w16cid:durableId="1812087858">
+  <w:num w:numId="2" w16cid:durableId="1840191496">
     <w:abstractNumId w:val="0"/>
   </w:num>
-  <w:num w:numId="3" w16cid:durableId="412708216">
+  <w:num w:numId="3" w16cid:durableId="1726297541">
     <w:abstractNumId w:val="4"/>
   </w:num>
-  <w:num w:numId="4" w16cid:durableId="193272574">
+  <w:num w:numId="4" w16cid:durableId="1947468957">
     <w:abstractNumId w:val="3"/>
   </w:num>
-  <w:num w:numId="5" w16cid:durableId="722677525">
+  <w:num w:numId="5" w16cid:durableId="796606638">
     <w:abstractNumId w:val="2"/>
   </w:num>
 </w:numbering>
